--- a/docs/Manual Tecnico - Geovisor Ecopedagogico.docx
+++ b/docs/Manual Tecnico - Geovisor Ecopedagogico.docx
@@ -153,7 +153,7 @@
           <w:color w:val="000000"/>
           <w:sz w:val="24"/>
         </w:rPr>
-        <w:t>Director: Diego Fernando Loaiza — Grupo de Investigación INFORMA</w:t>
+        <w:t>Dirección: Diego Fernando Loaiza y Silvia Andrea Quijano Pérez — Grupo de Investigación COMBA I+D</w:t>
       </w:r>
     </w:p>
     <w:p>
@@ -321,7 +321,7 @@
       <w:r>
         <w:drawing>
           <wp:inline xmlns:a="http://schemas.openxmlformats.org/drawingml/2006/main" xmlns:pic="http://schemas.openxmlformats.org/drawingml/2006/picture">
-            <wp:extent cx="5943600" cy="2948252"/>
+            <wp:extent cx="5943600" cy="2783928"/>
             <wp:docPr id="1" name="Picture 1"/>
             <wp:cNvGraphicFramePr>
               <a:graphicFrameLocks noChangeAspect="1"/>
@@ -342,7 +342,7 @@
                   <pic:spPr>
                     <a:xfrm>
                       <a:off x="0" y="0"/>
-                      <a:ext cx="5943600" cy="2948252"/>
+                      <a:ext cx="5943600" cy="2783928"/>
                     </a:xfrm>
                     <a:prstGeom prst="rect"/>
                   </pic:spPr>
@@ -438,7 +438,7 @@
       <w:r>
         <w:drawing>
           <wp:inline xmlns:a="http://schemas.openxmlformats.org/drawingml/2006/main" xmlns:pic="http://schemas.openxmlformats.org/drawingml/2006/picture">
-            <wp:extent cx="5943600" cy="742950"/>
+            <wp:extent cx="5943600" cy="689882"/>
             <wp:docPr id="2" name="Picture 2"/>
             <wp:cNvGraphicFramePr>
               <a:graphicFrameLocks noChangeAspect="1"/>
@@ -459,7 +459,7 @@
                   <pic:spPr>
                     <a:xfrm>
                       <a:off x="0" y="0"/>
-                      <a:ext cx="5943600" cy="742950"/>
+                      <a:ext cx="5943600" cy="689882"/>
                     </a:xfrm>
                     <a:prstGeom prst="rect"/>
                   </pic:spPr>
@@ -1665,7 +1665,7 @@
                 <w:color w:val="000000"/>
                 <w:sz w:val="22"/>
               </w:rPr>
-              <w:t>GitHub Actions</w:t>
+              <w:t>Vercel</w:t>
             </w:r>
           </w:p>
         </w:tc>
@@ -1756,7 +1756,25 @@
           <w:color w:val="000000"/>
           <w:sz w:val="24"/>
         </w:rPr>
-        <w:t>Las capas se consumen de dos formas según su naturaleza. Los vectores pequeños se sirven como GeoJSON estático versionado en el repositorio, lo que garantiza su disponibilidad sin conexión. Las capas ráster —coberturas, clima, conflictos de uso— se consultan en vivo mediante Web Map Service, porque su tamaño y su frecuencia de actualización desaconsejan replicarlas.</w:t>
+        <w:t>Las capas se consumen de dos formas según su naturaleza. Las capas ráster —red hídrica, coberturas, ecosistemas, zonificación forestal, clima y conflictos de uso— se consultan en vivo mediante Web Map Service, porque su tamaño y su frecuencia de actualización desaconsejan replicarlas. Los vectores se sirven como GeoJSON estático versionado en el repositorio, lo que garantiza su disponibilidad sin conexión.</w:t>
+      </w:r>
+    </w:p>
+    <w:p>
+      <w:pPr>
+        <w:keepNext w:val="0"/>
+        <w:spacing w:line="480" w:lineRule="auto" w:after="0" w:before="0"/>
+        <w:ind w:firstLine="720"/>
+        <w:jc w:val="both"/>
+      </w:pPr>
+      <w:r>
+        <w:rPr>
+          <w:rFonts w:ascii="Times New Roman" w:hAnsi="Times New Roman" w:cs="Times New Roman"/>
+          <w:b w:val="0"/>
+          <w:i w:val="0"/>
+          <w:color w:val="000000"/>
+          <w:sz w:val="24"/>
+        </w:rPr>
+        <w:t>Los dieciséis GeoJSON son, por ahora, datos representativos elaborados por el equipo para el prototipo, con geometrías y cifras aproximadas; la interfaz los rotula como ilustrativos en el panel de capas, el globo de información y la ficha, y no contienen datos personales. Trece de ellos tienen un equivalente oficial en los servicios de la CVC (Portal GeoCVC) con elementos dentro de Sevilla. El script scripts/datos/build_capas_oficiales.py los descarga, los filtra con el límite municipal oficial, recorta las geometrías que lo desbordan, simplifica los vértices y omite los atributos con datos personales —nombres de contacto, teléfonos, correos, observadores, propietarios y NIT—; su ejecución quedó pendiente. Las tres capas restantes, actores de humedales, páramo y bosque seco, no tienen registros oficiales para el municipio.</w:t>
       </w:r>
     </w:p>
     <w:p>
@@ -1802,7 +1820,7 @@
       <w:r>
         <w:drawing>
           <wp:inline xmlns:a="http://schemas.openxmlformats.org/drawingml/2006/main" xmlns:pic="http://schemas.openxmlformats.org/drawingml/2006/picture">
-            <wp:extent cx="5943600" cy="1886405"/>
+            <wp:extent cx="5943600" cy="2573407"/>
             <wp:docPr id="3" name="Picture 3"/>
             <wp:cNvGraphicFramePr>
               <a:graphicFrameLocks noChangeAspect="1"/>
@@ -1823,7 +1841,7 @@
                   <pic:spPr>
                     <a:xfrm>
                       <a:off x="0" y="0"/>
-                      <a:ext cx="5943600" cy="1886405"/>
+                      <a:ext cx="5943600" cy="2573407"/>
                     </a:xfrm>
                     <a:prstGeom prst="rect"/>
                   </pic:spPr>
@@ -2078,7 +2096,96 @@
                 <w:color w:val="000000"/>
                 <w:sz w:val="22"/>
               </w:rPr>
-              <w:t>Cuencas, coberturas, conflictos de uso</w:t>
+              <w:t>Red hídrica, ecosistemas, zonificación forestal, isoyetas</w:t>
+            </w:r>
+          </w:p>
+        </w:tc>
+      </w:tr>
+      <w:tr>
+        <w:trPr>
+          <w:cantSplit/>
+        </w:trPr>
+        <w:tc>
+          <w:tcPr>
+            <w:tcW w:type="dxa" w:w="3168"/>
+            <w:tcBorders>
+              <w:top w:val="nil"/>
+              <w:bottom w:val="nil"/>
+              <w:left w:val="nil"/>
+              <w:right w:val="nil"/>
+            </w:tcBorders>
+          </w:tcPr>
+          <w:p>
+            <w:pPr>
+              <w:keepNext/>
+              <w:spacing w:line="240" w:lineRule="auto" w:after="60" w:before="60"/>
+            </w:pPr>
+            <w:r/>
+            <w:r>
+              <w:rPr>
+                <w:rFonts w:ascii="Times New Roman" w:hAnsi="Times New Roman" w:cs="Times New Roman"/>
+                <w:b w:val="0"/>
+                <w:i w:val="0"/>
+                <w:color w:val="000000"/>
+                <w:sz w:val="22"/>
+              </w:rPr>
+              <w:t>IDEAM</w:t>
+            </w:r>
+          </w:p>
+        </w:tc>
+        <w:tc>
+          <w:tcPr>
+            <w:tcW w:type="dxa" w:w="1296"/>
+            <w:tcBorders>
+              <w:top w:val="nil"/>
+              <w:bottom w:val="nil"/>
+              <w:left w:val="nil"/>
+              <w:right w:val="nil"/>
+            </w:tcBorders>
+          </w:tcPr>
+          <w:p>
+            <w:pPr>
+              <w:keepNext/>
+              <w:spacing w:line="240" w:lineRule="auto" w:after="60" w:before="60"/>
+            </w:pPr>
+            <w:r/>
+            <w:r>
+              <w:rPr>
+                <w:rFonts w:ascii="Times New Roman" w:hAnsi="Times New Roman" w:cs="Times New Roman"/>
+                <w:b w:val="0"/>
+                <w:i w:val="0"/>
+                <w:color w:val="000000"/>
+                <w:sz w:val="22"/>
+              </w:rPr>
+              <w:t>WMS</w:t>
+            </w:r>
+          </w:p>
+        </w:tc>
+        <w:tc>
+          <w:tcPr>
+            <w:tcW w:type="dxa" w:w="4896"/>
+            <w:tcBorders>
+              <w:top w:val="nil"/>
+              <w:bottom w:val="nil"/>
+              <w:left w:val="nil"/>
+              <w:right w:val="nil"/>
+            </w:tcBorders>
+          </w:tcPr>
+          <w:p>
+            <w:pPr>
+              <w:keepNext/>
+              <w:spacing w:line="240" w:lineRule="auto" w:after="60" w:before="60"/>
+            </w:pPr>
+            <w:r/>
+            <w:r>
+              <w:rPr>
+                <w:rFonts w:ascii="Times New Roman" w:hAnsi="Times New Roman" w:cs="Times New Roman"/>
+                <w:b w:val="0"/>
+                <w:i w:val="0"/>
+                <w:color w:val="000000"/>
+                <w:sz w:val="22"/>
+              </w:rPr>
+              <w:t>Cobertura de la tierra 2024 y pisos térmicos</w:t>
             </w:r>
           </w:p>
         </w:tc>
@@ -2167,7 +2274,7 @@
                 <w:color w:val="000000"/>
                 <w:sz w:val="22"/>
               </w:rPr>
-              <w:t>Cartografía base y catastral</w:t>
+              <w:t>Conflictos de uso de la tierra 2012</w:t>
             </w:r>
           </w:p>
         </w:tc>
@@ -2200,7 +2307,7 @@
                 <w:color w:val="000000"/>
                 <w:sz w:val="22"/>
               </w:rPr>
-              <w:t>IDEAM</w:t>
+              <w:t>Equipo del proyecto</w:t>
             </w:r>
           </w:p>
         </w:tc>
@@ -2228,7 +2335,7 @@
                 <w:color w:val="000000"/>
                 <w:sz w:val="22"/>
               </w:rPr>
-              <w:t>WMS</w:t>
+              <w:t>GeoJSON</w:t>
             </w:r>
           </w:p>
         </w:tc>
@@ -2256,274 +2363,7 @@
                 <w:color w:val="000000"/>
                 <w:sz w:val="22"/>
               </w:rPr>
-              <w:t>Isoyetas y estaciones hidroclimatológicas</w:t>
-            </w:r>
-          </w:p>
-        </w:tc>
-      </w:tr>
-      <w:tr>
-        <w:trPr>
-          <w:cantSplit/>
-        </w:trPr>
-        <w:tc>
-          <w:tcPr>
-            <w:tcW w:type="dxa" w:w="3168"/>
-            <w:tcBorders>
-              <w:top w:val="nil"/>
-              <w:bottom w:val="nil"/>
-              <w:left w:val="nil"/>
-              <w:right w:val="nil"/>
-            </w:tcBorders>
-          </w:tcPr>
-          <w:p>
-            <w:pPr>
-              <w:keepNext/>
-              <w:spacing w:line="240" w:lineRule="auto" w:after="60" w:before="60"/>
-            </w:pPr>
-            <w:r/>
-            <w:r>
-              <w:rPr>
-                <w:rFonts w:ascii="Times New Roman" w:hAnsi="Times New Roman" w:cs="Times New Roman"/>
-                <w:b w:val="0"/>
-                <w:i w:val="0"/>
-                <w:color w:val="000000"/>
-                <w:sz w:val="22"/>
-              </w:rPr>
-              <w:t>Instituto Humboldt</w:t>
-            </w:r>
-          </w:p>
-        </w:tc>
-        <w:tc>
-          <w:tcPr>
-            <w:tcW w:type="dxa" w:w="1296"/>
-            <w:tcBorders>
-              <w:top w:val="nil"/>
-              <w:bottom w:val="nil"/>
-              <w:left w:val="nil"/>
-              <w:right w:val="nil"/>
-            </w:tcBorders>
-          </w:tcPr>
-          <w:p>
-            <w:pPr>
-              <w:keepNext/>
-              <w:spacing w:line="240" w:lineRule="auto" w:after="60" w:before="60"/>
-            </w:pPr>
-            <w:r/>
-            <w:r>
-              <w:rPr>
-                <w:rFonts w:ascii="Times New Roman" w:hAnsi="Times New Roman" w:cs="Times New Roman"/>
-                <w:b w:val="0"/>
-                <w:i w:val="0"/>
-                <w:color w:val="000000"/>
-                <w:sz w:val="22"/>
-              </w:rPr>
-              <w:t>WMS</w:t>
-            </w:r>
-          </w:p>
-        </w:tc>
-        <w:tc>
-          <w:tcPr>
-            <w:tcW w:type="dxa" w:w="4896"/>
-            <w:tcBorders>
-              <w:top w:val="nil"/>
-              <w:bottom w:val="nil"/>
-              <w:left w:val="nil"/>
-              <w:right w:val="nil"/>
-            </w:tcBorders>
-          </w:tcPr>
-          <w:p>
-            <w:pPr>
-              <w:keepNext/>
-              <w:spacing w:line="240" w:lineRule="auto" w:after="60" w:before="60"/>
-            </w:pPr>
-            <w:r/>
-            <w:r>
-              <w:rPr>
-                <w:rFonts w:ascii="Times New Roman" w:hAnsi="Times New Roman" w:cs="Times New Roman"/>
-                <w:b w:val="0"/>
-                <w:i w:val="0"/>
-                <w:color w:val="000000"/>
-                <w:sz w:val="22"/>
-              </w:rPr>
-              <w:t>Delimitación de páramos</w:t>
-            </w:r>
-          </w:p>
-        </w:tc>
-      </w:tr>
-      <w:tr>
-        <w:trPr>
-          <w:cantSplit/>
-        </w:trPr>
-        <w:tc>
-          <w:tcPr>
-            <w:tcW w:type="dxa" w:w="3168"/>
-            <w:tcBorders>
-              <w:top w:val="nil"/>
-              <w:bottom w:val="nil"/>
-              <w:left w:val="nil"/>
-              <w:right w:val="nil"/>
-            </w:tcBorders>
-          </w:tcPr>
-          <w:p>
-            <w:pPr>
-              <w:keepNext/>
-              <w:spacing w:line="240" w:lineRule="auto" w:after="60" w:before="60"/>
-            </w:pPr>
-            <w:r/>
-            <w:r>
-              <w:rPr>
-                <w:rFonts w:ascii="Times New Roman" w:hAnsi="Times New Roman" w:cs="Times New Roman"/>
-                <w:b w:val="0"/>
-                <w:i w:val="0"/>
-                <w:color w:val="000000"/>
-                <w:sz w:val="22"/>
-              </w:rPr>
-              <w:t>RUNAP</w:t>
-            </w:r>
-          </w:p>
-        </w:tc>
-        <w:tc>
-          <w:tcPr>
-            <w:tcW w:type="dxa" w:w="1296"/>
-            <w:tcBorders>
-              <w:top w:val="nil"/>
-              <w:bottom w:val="nil"/>
-              <w:left w:val="nil"/>
-              <w:right w:val="nil"/>
-            </w:tcBorders>
-          </w:tcPr>
-          <w:p>
-            <w:pPr>
-              <w:keepNext/>
-              <w:spacing w:line="240" w:lineRule="auto" w:after="60" w:before="60"/>
-            </w:pPr>
-            <w:r/>
-            <w:r>
-              <w:rPr>
-                <w:rFonts w:ascii="Times New Roman" w:hAnsi="Times New Roman" w:cs="Times New Roman"/>
-                <w:b w:val="0"/>
-                <w:i w:val="0"/>
-                <w:color w:val="000000"/>
-                <w:sz w:val="22"/>
-              </w:rPr>
-              <w:t>WMS</w:t>
-            </w:r>
-          </w:p>
-        </w:tc>
-        <w:tc>
-          <w:tcPr>
-            <w:tcW w:type="dxa" w:w="4896"/>
-            <w:tcBorders>
-              <w:top w:val="nil"/>
-              <w:bottom w:val="nil"/>
-              <w:left w:val="nil"/>
-              <w:right w:val="nil"/>
-            </w:tcBorders>
-          </w:tcPr>
-          <w:p>
-            <w:pPr>
-              <w:keepNext/>
-              <w:spacing w:line="240" w:lineRule="auto" w:after="60" w:before="60"/>
-            </w:pPr>
-            <w:r/>
-            <w:r>
-              <w:rPr>
-                <w:rFonts w:ascii="Times New Roman" w:hAnsi="Times New Roman" w:cs="Times New Roman"/>
-                <w:b w:val="0"/>
-                <w:i w:val="0"/>
-                <w:color w:val="000000"/>
-                <w:sz w:val="22"/>
-              </w:rPr>
-              <w:t>Áreas protegidas</w:t>
-            </w:r>
-          </w:p>
-        </w:tc>
-      </w:tr>
-      <w:tr>
-        <w:trPr>
-          <w:cantSplit/>
-        </w:trPr>
-        <w:tc>
-          <w:tcPr>
-            <w:tcW w:type="dxa" w:w="3168"/>
-            <w:tcBorders>
-              <w:top w:val="nil"/>
-              <w:bottom w:val="nil"/>
-              <w:left w:val="nil"/>
-              <w:right w:val="nil"/>
-            </w:tcBorders>
-          </w:tcPr>
-          <w:p>
-            <w:pPr>
-              <w:keepNext/>
-              <w:spacing w:line="240" w:lineRule="auto" w:after="60" w:before="60"/>
-            </w:pPr>
-            <w:r/>
-            <w:r>
-              <w:rPr>
-                <w:rFonts w:ascii="Times New Roman" w:hAnsi="Times New Roman" w:cs="Times New Roman"/>
-                <w:b w:val="0"/>
-                <w:i w:val="0"/>
-                <w:color w:val="000000"/>
-                <w:sz w:val="22"/>
-              </w:rPr>
-              <w:t>GBIF / SiB Colombia</w:t>
-            </w:r>
-          </w:p>
-        </w:tc>
-        <w:tc>
-          <w:tcPr>
-            <w:tcW w:type="dxa" w:w="1296"/>
-            <w:tcBorders>
-              <w:top w:val="nil"/>
-              <w:bottom w:val="nil"/>
-              <w:left w:val="nil"/>
-              <w:right w:val="nil"/>
-            </w:tcBorders>
-          </w:tcPr>
-          <w:p>
-            <w:pPr>
-              <w:keepNext/>
-              <w:spacing w:line="240" w:lineRule="auto" w:after="60" w:before="60"/>
-            </w:pPr>
-            <w:r/>
-            <w:r>
-              <w:rPr>
-                <w:rFonts w:ascii="Times New Roman" w:hAnsi="Times New Roman" w:cs="Times New Roman"/>
-                <w:b w:val="0"/>
-                <w:i w:val="0"/>
-                <w:color w:val="000000"/>
-                <w:sz w:val="22"/>
-              </w:rPr>
-              <w:t>XYZ</w:t>
-            </w:r>
-          </w:p>
-        </w:tc>
-        <w:tc>
-          <w:tcPr>
-            <w:tcW w:type="dxa" w:w="4896"/>
-            <w:tcBorders>
-              <w:top w:val="nil"/>
-              <w:bottom w:val="nil"/>
-              <w:left w:val="nil"/>
-              <w:right w:val="nil"/>
-            </w:tcBorders>
-          </w:tcPr>
-          <w:p>
-            <w:pPr>
-              <w:keepNext/>
-              <w:spacing w:line="240" w:lineRule="auto" w:after="60" w:before="60"/>
-            </w:pPr>
-            <w:r/>
-            <w:r>
-              <w:rPr>
-                <w:rFonts w:ascii="Times New Roman" w:hAnsi="Times New Roman" w:cs="Times New Roman"/>
-                <w:b w:val="0"/>
-                <w:i w:val="0"/>
-                <w:color w:val="000000"/>
-                <w:sz w:val="22"/>
-              </w:rPr>
-              <w:t>Registros de presencia de especies</w:t>
+              <w:t>16 capas representativas (13 se reemplazarán por extractos de la CVC)</w:t>
             </w:r>
           </w:p>
         </w:tc>
@@ -2645,7 +2485,7 @@
                 <w:color w:val="000000"/>
                 <w:sz w:val="22"/>
               </w:rPr>
-              <w:t>ESRI World Imagery</w:t>
+              <w:t>Esri World Imagery</w:t>
             </w:r>
           </w:p>
         </w:tc>
@@ -2729,7 +2569,7 @@
           <w:color w:val="000000"/>
           <w:sz w:val="20"/>
         </w:rPr>
-        <w:t>Todas las fuentes son de acceso público y conservan sus licencias de origen.</w:t>
+        <w:t>Todas las fuentes oficiales son de acceso público y conservan sus licencias de origen. Servicios verificados en octubre de 2026.</w:t>
       </w:r>
     </w:p>
     <w:p>
@@ -3396,7 +3236,7 @@
                 <w:color w:val="000000"/>
                 <w:sz w:val="22"/>
               </w:rPr>
-              <w:t>GeoJSON y WMS</w:t>
+              <w:t>GeoJSON</w:t>
             </w:r>
           </w:p>
         </w:tc>
@@ -3487,7 +3327,7 @@
       <w:r>
         <w:drawing>
           <wp:inline xmlns:a="http://schemas.openxmlformats.org/drawingml/2006/main" xmlns:pic="http://schemas.openxmlformats.org/drawingml/2006/picture">
-            <wp:extent cx="5943600" cy="2312242"/>
+            <wp:extent cx="5943600" cy="3123585"/>
             <wp:docPr id="4" name="Picture 4"/>
             <wp:cNvGraphicFramePr>
               <a:graphicFrameLocks noChangeAspect="1"/>
@@ -3508,7 +3348,7 @@
                   <pic:spPr>
                     <a:xfrm>
                       <a:off x="0" y="0"/>
-                      <a:ext cx="5943600" cy="2312242"/>
+                      <a:ext cx="5943600" cy="3123585"/>
                     </a:xfrm>
                     <a:prstGeom prst="rect"/>
                   </pic:spPr>
@@ -3622,7 +3462,7 @@
       <w:r>
         <w:drawing>
           <wp:inline xmlns:a="http://schemas.openxmlformats.org/drawingml/2006/main" xmlns:pic="http://schemas.openxmlformats.org/drawingml/2006/picture">
-            <wp:extent cx="5943600" cy="3418340"/>
+            <wp:extent cx="5943600" cy="3510170"/>
             <wp:docPr id="5" name="Picture 5"/>
             <wp:cNvGraphicFramePr>
               <a:graphicFrameLocks noChangeAspect="1"/>
@@ -3643,7 +3483,7 @@
                   <pic:spPr>
                     <a:xfrm>
                       <a:off x="0" y="0"/>
-                      <a:ext cx="5943600" cy="3418340"/>
+                      <a:ext cx="5943600" cy="3510170"/>
                     </a:xfrm>
                     <a:prstGeom prst="rect"/>
                   </pic:spPr>
@@ -4219,7 +4059,7 @@
       <w:r>
         <w:drawing>
           <wp:inline xmlns:a="http://schemas.openxmlformats.org/drawingml/2006/main" xmlns:pic="http://schemas.openxmlformats.org/drawingml/2006/picture">
-            <wp:extent cx="5943600" cy="3795530"/>
+            <wp:extent cx="5943600" cy="5232952"/>
             <wp:docPr id="6" name="Picture 6"/>
             <wp:cNvGraphicFramePr>
               <a:graphicFrameLocks noChangeAspect="1"/>
@@ -4240,7 +4080,7 @@
                   <pic:spPr>
                     <a:xfrm>
                       <a:off x="0" y="0"/>
-                      <a:ext cx="5943600" cy="3795530"/>
+                      <a:ext cx="5943600" cy="5232952"/>
                     </a:xfrm>
                     <a:prstGeom prst="rect"/>
                   </pic:spPr>
@@ -4354,7 +4194,7 @@
       <w:r>
         <w:drawing>
           <wp:inline xmlns:a="http://schemas.openxmlformats.org/drawingml/2006/main" xmlns:pic="http://schemas.openxmlformats.org/drawingml/2006/picture">
-            <wp:extent cx="5943600" cy="811180"/>
+            <wp:extent cx="5943600" cy="1182329"/>
             <wp:docPr id="7" name="Picture 7"/>
             <wp:cNvGraphicFramePr>
               <a:graphicFrameLocks noChangeAspect="1"/>
@@ -4375,7 +4215,7 @@
                   <pic:spPr>
                     <a:xfrm>
                       <a:off x="0" y="0"/>
-                      <a:ext cx="5943600" cy="811180"/>
+                      <a:ext cx="5943600" cy="1182329"/>
                     </a:xfrm>
                     <a:prstGeom prst="rect"/>
                   </pic:spPr>
@@ -4987,7 +4827,7 @@
       <w:r>
         <w:drawing>
           <wp:inline xmlns:a="http://schemas.openxmlformats.org/drawingml/2006/main" xmlns:pic="http://schemas.openxmlformats.org/drawingml/2006/picture">
-            <wp:extent cx="5943600" cy="507935"/>
+            <wp:extent cx="5943600" cy="651977"/>
             <wp:docPr id="8" name="Picture 8"/>
             <wp:cNvGraphicFramePr>
               <a:graphicFrameLocks noChangeAspect="1"/>
@@ -5008,7 +4848,7 @@
                   <pic:spPr>
                     <a:xfrm>
                       <a:off x="0" y="0"/>
-                      <a:ext cx="5943600" cy="507935"/>
+                      <a:ext cx="5943600" cy="651977"/>
                     </a:xfrm>
                     <a:prstGeom prst="rect"/>
                   </pic:spPr>
@@ -5104,7 +4944,7 @@
       <w:r>
         <w:drawing>
           <wp:inline xmlns:a="http://schemas.openxmlformats.org/drawingml/2006/main" xmlns:pic="http://schemas.openxmlformats.org/drawingml/2006/picture">
-            <wp:extent cx="5943600" cy="2888408"/>
+            <wp:extent cx="5943600" cy="3206815"/>
             <wp:docPr id="9" name="Picture 9"/>
             <wp:cNvGraphicFramePr>
               <a:graphicFrameLocks noChangeAspect="1"/>
@@ -5125,7 +4965,7 @@
                   <pic:spPr>
                     <a:xfrm>
                       <a:off x="0" y="0"/>
-                      <a:ext cx="5943600" cy="2888408"/>
+                      <a:ext cx="5943600" cy="3206815"/>
                     </a:xfrm>
                     <a:prstGeom prst="rect"/>
                   </pic:spPr>
@@ -5239,7 +5079,7 @@
       <w:r>
         <w:drawing>
           <wp:inline xmlns:a="http://schemas.openxmlformats.org/drawingml/2006/main" xmlns:pic="http://schemas.openxmlformats.org/drawingml/2006/picture">
-            <wp:extent cx="5943600" cy="3027638"/>
+            <wp:extent cx="5943600" cy="2821057"/>
             <wp:docPr id="10" name="Picture 10"/>
             <wp:cNvGraphicFramePr>
               <a:graphicFrameLocks noChangeAspect="1"/>
@@ -5260,7 +5100,7 @@
                   <pic:spPr>
                     <a:xfrm>
                       <a:off x="0" y="0"/>
-                      <a:ext cx="5943600" cy="3027638"/>
+                      <a:ext cx="5943600" cy="2821057"/>
                     </a:xfrm>
                     <a:prstGeom prst="rect"/>
                   </pic:spPr>
@@ -5328,7 +5168,7 @@
           <w:color w:val="000000"/>
           <w:sz w:val="24"/>
         </w:rPr>
-        <w:t>El Service Worker aplica una estrategia de caché diferenciada según el tipo de recurso. La aplicación, los archivos GeoJSON y las fichas se precargan en la instalación. Las teselas del mapa base se sirven primero desde caché. Los servicios WMS se consultan primero en red y solo recurren a la caché si esta no responde.</w:t>
+        <w:t>El Service Worker aplica una estrategia de caché diferenciada según el tipo de recurso. La aplicación, los archivos GeoJSON y las fichas se precargan en la instalación. Las teselas del mapa base se sirven primero desde caché. Los servicios WMS de la CVC, el IDEAM y el IGAC se consultan primero en red y solo recurren a la caché si no responden en diez segundos; si un servicio falla, el panel de capas lo avisa junto a la capa afectada.</w:t>
       </w:r>
     </w:p>
     <w:p>
@@ -5374,7 +5214,7 @@
       <w:r>
         <w:drawing>
           <wp:inline xmlns:a="http://schemas.openxmlformats.org/drawingml/2006/main" xmlns:pic="http://schemas.openxmlformats.org/drawingml/2006/picture">
-            <wp:extent cx="5943600" cy="1787356"/>
+            <wp:extent cx="5943600" cy="2573407"/>
             <wp:docPr id="11" name="Picture 11"/>
             <wp:cNvGraphicFramePr>
               <a:graphicFrameLocks noChangeAspect="1"/>
@@ -5395,7 +5235,7 @@
                   <pic:spPr>
                     <a:xfrm>
                       <a:off x="0" y="0"/>
-                      <a:ext cx="5943600" cy="1787356"/>
+                      <a:ext cx="5943600" cy="2573407"/>
                     </a:xfrm>
                     <a:prstGeom prst="rect"/>
                   </pic:spPr>
@@ -5428,7 +5268,7 @@
           <w:color w:val="000000"/>
           <w:sz w:val="20"/>
         </w:rPr>
-        <w:t>Las teselas precargadas cubren el área del municipio entre los niveles de acercamiento 10 y 14, aproximadamente 50 MB.</w:t>
+        <w:t>Las teselas precargadas cubren el límite municipal oficial entre los niveles de acercamiento 10 y 14: 571 teselas, unos 11 MB.</w:t>
       </w:r>
     </w:p>
     <w:p>
@@ -5491,7 +5331,7 @@
       <w:r>
         <w:drawing>
           <wp:inline xmlns:a="http://schemas.openxmlformats.org/drawingml/2006/main" xmlns:pic="http://schemas.openxmlformats.org/drawingml/2006/picture">
-            <wp:extent cx="5943600" cy="568584"/>
+            <wp:extent cx="5943600" cy="545841"/>
             <wp:docPr id="12" name="Picture 12"/>
             <wp:cNvGraphicFramePr>
               <a:graphicFrameLocks noChangeAspect="1"/>
@@ -5512,7 +5352,7 @@
                   <pic:spPr>
                     <a:xfrm>
                       <a:off x="0" y="0"/>
-                      <a:ext cx="5943600" cy="568584"/>
+                      <a:ext cx="5943600" cy="545841"/>
                     </a:xfrm>
                     <a:prstGeom prst="rect"/>
                   </pic:spPr>
@@ -5784,7 +5624,7 @@
                 <w:color w:val="000000"/>
                 <w:sz w:val="22"/>
               </w:rPr>
-              <w:t>142 KB</w:t>
+              <w:t>145 KB</w:t>
             </w:r>
           </w:p>
         </w:tc>
@@ -6400,7 +6240,39 @@
           <w:color w:val="000000"/>
           <w:sz w:val="24"/>
         </w:rPr>
-        <w:t>Corporación Autónoma Regional del Valle del Cauca. (2024). Portal GeoCVC. https://geo.cvc.gov.co/inicio/</w:t>
+        <w:t>Corporación Autónoma Regional del Valle del Cauca. (2026). Portal GeoCVC [Servicios WMS y FeatureServer]. https://portal-geo.cvc.gov.co</w:t>
+      </w:r>
+    </w:p>
+    <w:p>
+      <w:pPr>
+        <w:spacing w:line="480" w:lineRule="auto" w:after="0"/>
+        <w:ind w:left="720" w:hanging="720"/>
+      </w:pPr>
+      <w:r>
+        <w:rPr>
+          <w:rFonts w:ascii="Times New Roman" w:hAnsi="Times New Roman" w:cs="Times New Roman"/>
+          <w:b w:val="0"/>
+          <w:i w:val="0"/>
+          <w:color w:val="000000"/>
+          <w:sz w:val="24"/>
+        </w:rPr>
+        <w:t>Instituto de Hidrología, Meteorología y Estudios Ambientales. (2026). Servicios geográficos del IDEAM [Servicios WMS]. https://visualizador.ideam.gov.co/gisserver/rest/services</w:t>
+      </w:r>
+    </w:p>
+    <w:p>
+      <w:pPr>
+        <w:spacing w:line="480" w:lineRule="auto" w:after="0"/>
+        <w:ind w:left="720" w:hanging="720"/>
+      </w:pPr>
+      <w:r>
+        <w:rPr>
+          <w:rFonts w:ascii="Times New Roman" w:hAnsi="Times New Roman" w:cs="Times New Roman"/>
+          <w:b w:val="0"/>
+          <w:i w:val="0"/>
+          <w:color w:val="000000"/>
+          <w:sz w:val="24"/>
+        </w:rPr>
+        <w:t>Instituto Geográfico Agustín Codazzi. (2026). Servicios de mapas del IGAC [Servicios WMS]. https://mapas.igac.gov.co/server/rest/services</w:t>
       </w:r>
     </w:p>
     <w:p>

--- a/docs/Manual Tecnico - Geovisor Ecopedagogico.docx
+++ b/docs/Manual Tecnico - Geovisor Ecopedagogico.docx
@@ -321,7 +321,7 @@
       <w:r>
         <w:drawing>
           <wp:inline xmlns:a="http://schemas.openxmlformats.org/drawingml/2006/main" xmlns:pic="http://schemas.openxmlformats.org/drawingml/2006/picture">
-            <wp:extent cx="5943600" cy="2783928"/>
+            <wp:extent cx="5943600" cy="2971800"/>
             <wp:docPr id="1" name="Picture 1"/>
             <wp:cNvGraphicFramePr>
               <a:graphicFrameLocks noChangeAspect="1"/>
@@ -342,7 +342,7 @@
                   <pic:spPr>
                     <a:xfrm>
                       <a:off x="0" y="0"/>
-                      <a:ext cx="5943600" cy="2783928"/>
+                      <a:ext cx="5943600" cy="2971800"/>
                     </a:xfrm>
                     <a:prstGeom prst="rect"/>
                   </pic:spPr>
@@ -1774,7 +1774,7 @@
           <w:color w:val="000000"/>
           <w:sz w:val="24"/>
         </w:rPr>
-        <w:t>Los dieciséis GeoJSON son, por ahora, datos representativos elaborados por el equipo para el prototipo, con geometrías y cifras aproximadas; la interfaz los rotula como ilustrativos en el panel de capas, el globo de información y la ficha, y no contienen datos personales. Trece de ellos tienen un equivalente oficial en los servicios de la CVC (Portal GeoCVC) con elementos dentro de Sevilla. El script scripts/datos/build_capas_oficiales.py los descarga, los filtra con el límite municipal oficial, recorta las geometrías que lo desbordan, simplifica los vértices y omite los atributos con datos personales —nombres de contacto, teléfonos, correos, observadores, propietarios y NIT—; su ejecución quedó pendiente. Las tres capas restantes, actores de humedales, páramo y bosque seco, no tienen registros oficiales para el municipio.</w:t>
+        <w:t>Trece de los dieciséis GeoJSON son extractos de los servicios oficiales de la CVC (Portal GeoCVC). El script scripts/datos/build_capas_oficiales.py los descarga, los filtra con el límite municipal oficial de Sevilla, recorta las geometrías que lo desbordan, simplifica los vértices y omite los atributos con datos personales —nombres de contacto, teléfonos, correos, observadores, propietarios y NIT—. Las tres capas restantes, actores de humedales, páramo y bosque seco, no tienen registros oficiales para el municipio: son datos ilustrativos elaborados por el equipo, sin datos personales, y la interfaz los rotula como tales.</w:t>
       </w:r>
     </w:p>
     <w:p>
@@ -1820,7 +1820,7 @@
       <w:r>
         <w:drawing>
           <wp:inline xmlns:a="http://schemas.openxmlformats.org/drawingml/2006/main" xmlns:pic="http://schemas.openxmlformats.org/drawingml/2006/picture">
-            <wp:extent cx="5943600" cy="2573407"/>
+            <wp:extent cx="5943600" cy="2821057"/>
             <wp:docPr id="3" name="Picture 3"/>
             <wp:cNvGraphicFramePr>
               <a:graphicFrameLocks noChangeAspect="1"/>
@@ -1841,7 +1841,7 @@
                   <pic:spPr>
                     <a:xfrm>
                       <a:off x="0" y="0"/>
-                      <a:ext cx="5943600" cy="2573407"/>
+                      <a:ext cx="5943600" cy="2821057"/>
                     </a:xfrm>
                     <a:prstGeom prst="rect"/>
                   </pic:spPr>
@@ -2307,6 +2307,95 @@
                 <w:color w:val="000000"/>
                 <w:sz w:val="22"/>
               </w:rPr>
+              <w:t>CVC — Portal GeoCVC</w:t>
+            </w:r>
+          </w:p>
+        </w:tc>
+        <w:tc>
+          <w:tcPr>
+            <w:tcW w:type="dxa" w:w="1296"/>
+            <w:tcBorders>
+              <w:top w:val="nil"/>
+              <w:bottom w:val="nil"/>
+              <w:left w:val="nil"/>
+              <w:right w:val="nil"/>
+            </w:tcBorders>
+          </w:tcPr>
+          <w:p>
+            <w:pPr>
+              <w:keepNext/>
+              <w:spacing w:line="240" w:lineRule="auto" w:after="60" w:before="60"/>
+            </w:pPr>
+            <w:r/>
+            <w:r>
+              <w:rPr>
+                <w:rFonts w:ascii="Times New Roman" w:hAnsi="Times New Roman" w:cs="Times New Roman"/>
+                <w:b w:val="0"/>
+                <w:i w:val="0"/>
+                <w:color w:val="000000"/>
+                <w:sz w:val="22"/>
+              </w:rPr>
+              <w:t>GeoJSON</w:t>
+            </w:r>
+          </w:p>
+        </w:tc>
+        <w:tc>
+          <w:tcPr>
+            <w:tcW w:type="dxa" w:w="4896"/>
+            <w:tcBorders>
+              <w:top w:val="nil"/>
+              <w:bottom w:val="nil"/>
+              <w:left w:val="nil"/>
+              <w:right w:val="nil"/>
+            </w:tcBorders>
+          </w:tcPr>
+          <w:p>
+            <w:pPr>
+              <w:keepNext/>
+              <w:spacing w:line="240" w:lineRule="auto" w:after="60" w:before="60"/>
+            </w:pPr>
+            <w:r/>
+            <w:r>
+              <w:rPr>
+                <w:rFonts w:ascii="Times New Roman" w:hAnsi="Times New Roman" w:cs="Times New Roman"/>
+                <w:b w:val="0"/>
+                <w:i w:val="0"/>
+                <w:color w:val="000000"/>
+                <w:sz w:val="22"/>
+              </w:rPr>
+              <w:t>13 extractos: cuencas, humedales, calidad del agua, monitoreo subterráneo, predios Art. 111, páramos, áreas protegidas, especies, estaciones, división político-administrativa, resguardos, PCC y actores del bosque andino</w:t>
+            </w:r>
+          </w:p>
+        </w:tc>
+      </w:tr>
+      <w:tr>
+        <w:trPr>
+          <w:cantSplit/>
+        </w:trPr>
+        <w:tc>
+          <w:tcPr>
+            <w:tcW w:type="dxa" w:w="3168"/>
+            <w:tcBorders>
+              <w:top w:val="nil"/>
+              <w:bottom w:val="nil"/>
+              <w:left w:val="nil"/>
+              <w:right w:val="nil"/>
+            </w:tcBorders>
+          </w:tcPr>
+          <w:p>
+            <w:pPr>
+              <w:keepNext/>
+              <w:spacing w:line="240" w:lineRule="auto" w:after="60" w:before="60"/>
+            </w:pPr>
+            <w:r/>
+            <w:r>
+              <w:rPr>
+                <w:rFonts w:ascii="Times New Roman" w:hAnsi="Times New Roman" w:cs="Times New Roman"/>
+                <w:b w:val="0"/>
+                <w:i w:val="0"/>
+                <w:color w:val="000000"/>
+                <w:sz w:val="22"/>
+              </w:rPr>
               <w:t>Equipo del proyecto</w:t>
             </w:r>
           </w:p>
@@ -2363,7 +2452,7 @@
                 <w:color w:val="000000"/>
                 <w:sz w:val="22"/>
               </w:rPr>
-              <w:t>16 capas representativas (13 se reemplazarán por extractos de la CVC)</w:t>
+              <w:t>3 capas ilustrativas de actores sociales</w:t>
             </w:r>
           </w:p>
         </w:tc>

--- a/docs/Manual Tecnico - Geovisor Ecopedagogico.docx
+++ b/docs/Manual Tecnico - Geovisor Ecopedagogico.docx
@@ -1014,7 +1014,7 @@
                 <w:color w:val="000000"/>
                 <w:sz w:val="22"/>
               </w:rPr>
-              <w:t>Primitivos accesibles</w:t>
+              <w:t>Sistema visual</w:t>
             </w:r>
           </w:p>
         </w:tc>
@@ -1042,7 +1042,7 @@
                 <w:color w:val="000000"/>
                 <w:sz w:val="22"/>
               </w:rPr>
-              <w:t>Radix UI</w:t>
+              <w:t>Tokens CSS, tema claro y oscuro</w:t>
             </w:r>
           </w:p>
         </w:tc>
@@ -1070,7 +1070,7 @@
                 <w:color w:val="000000"/>
                 <w:sz w:val="22"/>
               </w:rPr>
-              <w:t>1.x</w:t>
+              <w:t>—</w:t>
             </w:r>
           </w:p>
         </w:tc>
